--- a/reports/对标与披露治理改进实验报告_2026-08-02.docx
+++ b/reports/对标与披露治理改进实验报告_2026-08-02.docx
@@ -584,6 +584,29 @@
     <w:p>
       <w:r>
         <w:t>HiddenBench 论文（arXiv:2505.11556）在其“隔离瓶颈”实验中，用3 道人工题 + 15 道随机题（共 18 题）评测了三种干预，公布了平均准确率（Table 6/7）。我们选用的 ID 1、5、7 正是这 3 道人工题，因此可以直接对标；ID 25 为同一基准内的抽样题，作为补充。论文的结果如下：</w:t>
+      </w:r>
+    </w:p>
+    <w:p>
+      <w:pPr>
+        <w:pStyle w:val="Callout"/>
+        <w:shd w:fill="EAF2F8"/>
+      </w:pPr>
+      <w:r>
+        <w:rPr>
+          <w:rFonts w:ascii="Calibri" w:hAnsi="Calibri" w:eastAsia="Microsoft YaHei"/>
+          <w:b/>
+          <w:color w:val="17365D"/>
+          <w:sz w:val="22"/>
+        </w:rPr>
+        <w:t xml:space="preserve">ID 1/5/7 与论文人工题的对应依据  </w:t>
+      </w:r>
+      <w:r>
+        <w:rPr>
+          <w:rFonts w:ascii="Calibri" w:hAnsi="Calibri" w:eastAsia="Microsoft YaHei"/>
+          <w:color w:val="333333"/>
+          <w:sz w:val="22"/>
+        </w:rPr>
+        <w:t>论文正文只说明 18 题由“3 道人工题 + 15 道随机题”组成，未公布题号。我们的对应依据是：(1) 论文 Table 1 的示例任务为“西城疏散”，与 ID 1 (evacuation_west_city) 的场景和选项完全一致；(2) ID 5 (baker_2010) 与 ID 7 (graetz_et_al_1998) 的任务名直接对应论文参考文献中的两篇经典 Hidden Profile 人类实验（Baker 2010、Graetz et al. 1998），不可能由生成管线随机产出。该对应关系未经论文作者确认，属高置信推断；论文未公布逐题结果，因此对标只能使用 18 题平均。</w:t>
       </w:r>
     </w:p>
     <w:tbl>
@@ -1960,6 +1983,29 @@
     <w:p>
       <w:r>
         <w:t>修复效果：四题两种机制的披露率全部显著上升（ID7 从 0% 升至 100%），证明“披露率 0”是协议问题而非模型能力问题——把披露写进第一轮指令即可解决。但正确率只在 ID1、ID25 上同步上升；ID5、ID7 披露率 100% 仍答错，见下一节的整合瓶颈分析。</w:t>
+      </w:r>
+    </w:p>
+    <w:p>
+      <w:pPr>
+        <w:pStyle w:val="Callout"/>
+        <w:shd w:fill="EAF2F8"/>
+      </w:pPr>
+      <w:r>
+        <w:rPr>
+          <w:rFonts w:ascii="Calibri" w:hAnsi="Calibri" w:eastAsia="Microsoft YaHei"/>
+          <w:b/>
+          <w:color w:val="17365D"/>
+          <w:sz w:val="22"/>
+        </w:rPr>
+        <w:t xml:space="preserve">必须先承认的事实：MAF 动态机制在这 4 题上整体没有跑赢固定轮转  </w:t>
+      </w:r>
+      <w:r>
+        <w:rPr>
+          <w:rFonts w:ascii="Calibri" w:hAnsi="Calibri" w:eastAsia="Microsoft YaHei"/>
+          <w:color w:val="333333"/>
+          <w:sz w:val="22"/>
+        </w:rPr>
+        <w:t>四题合计多数正确：固定轮转 20/40，MAF 动态 14/40。ID1 上动态甚至从 10/10 掉到 6/10。也就是说，在当前五因子权重（0.3/0.3/0.15/0.15/0.1）和 DeepSeek 上，动态发言选择本身并不带来提升；本报告的治理收益（ID1/ID25 到 10/10）来自“强制披露轮”，不是来自动态选择。这是本轮实验最需要正视的负面结果：MAF 动态机制的权重未经消融调参，后续必须做权重敏感性分析，否则不能声称该机制优于固定轮转。</w:t>
       </w:r>
     </w:p>
     <w:p>
@@ -7734,7 +7780,7 @@
     </w:p>
     <w:p>
       <w:r>
-        <w:t>校验链：程序核对“已披露”引句是否确实存在于对应 message ID 的原文；结构错误最多重试 3 次（每次独立采样，要求压缩理由），证据不匹配只允许修复一次。本轮 80 条审计共发起 85 次请求（含 5 次修复/重试），全部通过证据校验。</w:t>
+        <w:t>校验链：程序核对“已披露”引句是否确实存在于对应 message ID 的原文；结构错误最多重试 5 次（每次独立采样，要求压缩理由），证据不匹配只允许修复一次。本轮 80 条审计共发起 85 次请求（含 5 次修复/重试），全部通过证据校验。</w:t>
       </w:r>
     </w:p>
     <w:p>
@@ -7758,6 +7804,707 @@
           <w:sz w:val="22"/>
         </w:rPr>
         <w:t>生成模型与审计模型同为 DeepSeek V4 Flash，存在同模型偏差；且 AI 与规则法在 ID5（AI 30–40% vs 规则 85–87.5%）和 ID7（AI 100% vs 规则 57.5–70%）上分歧较大。因此披露率是“带证据、可复查”的 AI 判断，最终数值仍待人工盲审（84 项分歧全审 + 分层抽样）确认。</w:t>
+      </w:r>
+    </w:p>
+    <w:p>
+      <w:pPr>
+        <w:pStyle w:val="Heading2"/>
+      </w:pPr>
+      <w:r>
+        <w:t>披露率的三种口径对照</w:t>
+      </w:r>
+    </w:p>
+    <w:tbl>
+      <w:tblPr>
+        <w:tblStyle w:val="TableGrid"/>
+        <w:tblW w:type="dxa" w:w="9360"/>
+        <w:jc w:val="left"/>
+        <w:tblLayout w:type="fixed"/>
+        <w:tblLook w:firstColumn="1" w:firstRow="1" w:lastColumn="0" w:lastRow="0" w:noHBand="0" w:noVBand="1" w:val="04A0"/>
+        <w:tblInd w:type="dxa" w:w="120"/>
+      </w:tblPr>
+      <w:tblGrid>
+        <w:gridCol w:w="2100"/>
+        <w:gridCol w:w="1300"/>
+        <w:gridCol w:w="1300"/>
+        <w:gridCol w:w="1300"/>
+        <w:gridCol w:w="1300"/>
+        <w:gridCol w:w="2060"/>
+      </w:tblGrid>
+      <w:tr>
+        <w:trPr>
+          <w:tblHeader w:val="true"/>
+          <w:cantSplit/>
+        </w:trPr>
+        <w:tc>
+          <w:tcPr>
+            <w:tcW w:type="dxa" w:w="2100"/>
+            <w:tcMar>
+              <w:top w:w="80" w:type="dxa"/>
+              <w:start w:w="120" w:type="dxa"/>
+              <w:bottom w:w="80" w:type="dxa"/>
+              <w:end w:w="120" w:type="dxa"/>
+            </w:tcMar>
+            <w:vAlign w:val="center"/>
+            <w:shd w:fill="F2F4F7"/>
+          </w:tcPr>
+          <w:p>
+            <w:pPr>
+              <w:spacing w:before="0" w:after="0" w:line="252" w:lineRule="auto"/>
+            </w:pPr>
+            <w:r>
+              <w:rPr>
+                <w:rFonts w:ascii="Calibri" w:hAnsi="Calibri" w:eastAsia="Microsoft YaHei"/>
+                <w:b/>
+                <w:color w:val="17365D"/>
+                <w:sz w:val="17"/>
+              </w:rPr>
+              <w:t>口径</w:t>
+            </w:r>
+          </w:p>
+        </w:tc>
+        <w:tc>
+          <w:tcPr>
+            <w:tcW w:type="dxa" w:w="1300"/>
+            <w:tcMar>
+              <w:top w:w="80" w:type="dxa"/>
+              <w:start w:w="120" w:type="dxa"/>
+              <w:bottom w:w="80" w:type="dxa"/>
+              <w:end w:w="120" w:type="dxa"/>
+            </w:tcMar>
+            <w:vAlign w:val="center"/>
+            <w:shd w:fill="F2F4F7"/>
+          </w:tcPr>
+          <w:p>
+            <w:pPr>
+              <w:spacing w:before="0" w:after="0" w:line="252" w:lineRule="auto"/>
+            </w:pPr>
+            <w:r>
+              <w:rPr>
+                <w:rFonts w:ascii="Calibri" w:hAnsi="Calibri" w:eastAsia="Microsoft YaHei"/>
+                <w:b/>
+                <w:color w:val="17365D"/>
+                <w:sz w:val="17"/>
+              </w:rPr>
+              <w:t>ID1</w:t>
+            </w:r>
+          </w:p>
+        </w:tc>
+        <w:tc>
+          <w:tcPr>
+            <w:tcW w:type="dxa" w:w="1300"/>
+            <w:tcMar>
+              <w:top w:w="80" w:type="dxa"/>
+              <w:start w:w="120" w:type="dxa"/>
+              <w:bottom w:w="80" w:type="dxa"/>
+              <w:end w:w="120" w:type="dxa"/>
+            </w:tcMar>
+            <w:vAlign w:val="center"/>
+            <w:shd w:fill="F2F4F7"/>
+          </w:tcPr>
+          <w:p>
+            <w:pPr>
+              <w:spacing w:before="0" w:after="0" w:line="252" w:lineRule="auto"/>
+            </w:pPr>
+            <w:r>
+              <w:rPr>
+                <w:rFonts w:ascii="Calibri" w:hAnsi="Calibri" w:eastAsia="Microsoft YaHei"/>
+                <w:b/>
+                <w:color w:val="17365D"/>
+                <w:sz w:val="17"/>
+              </w:rPr>
+              <w:t>ID5</w:t>
+            </w:r>
+          </w:p>
+        </w:tc>
+        <w:tc>
+          <w:tcPr>
+            <w:tcW w:type="dxa" w:w="1300"/>
+            <w:tcMar>
+              <w:top w:w="80" w:type="dxa"/>
+              <w:start w:w="120" w:type="dxa"/>
+              <w:bottom w:w="80" w:type="dxa"/>
+              <w:end w:w="120" w:type="dxa"/>
+            </w:tcMar>
+            <w:vAlign w:val="center"/>
+            <w:shd w:fill="F2F4F7"/>
+          </w:tcPr>
+          <w:p>
+            <w:pPr>
+              <w:spacing w:before="0" w:after="0" w:line="252" w:lineRule="auto"/>
+            </w:pPr>
+            <w:r>
+              <w:rPr>
+                <w:rFonts w:ascii="Calibri" w:hAnsi="Calibri" w:eastAsia="Microsoft YaHei"/>
+                <w:b/>
+                <w:color w:val="17365D"/>
+                <w:sz w:val="17"/>
+              </w:rPr>
+              <w:t>ID7</w:t>
+            </w:r>
+          </w:p>
+        </w:tc>
+        <w:tc>
+          <w:tcPr>
+            <w:tcW w:type="dxa" w:w="1300"/>
+            <w:tcMar>
+              <w:top w:w="80" w:type="dxa"/>
+              <w:start w:w="120" w:type="dxa"/>
+              <w:bottom w:w="80" w:type="dxa"/>
+              <w:end w:w="120" w:type="dxa"/>
+            </w:tcMar>
+            <w:vAlign w:val="center"/>
+            <w:shd w:fill="F2F4F7"/>
+          </w:tcPr>
+          <w:p>
+            <w:pPr>
+              <w:spacing w:before="0" w:after="0" w:line="252" w:lineRule="auto"/>
+            </w:pPr>
+            <w:r>
+              <w:rPr>
+                <w:rFonts w:ascii="Calibri" w:hAnsi="Calibri" w:eastAsia="Microsoft YaHei"/>
+                <w:b/>
+                <w:color w:val="17365D"/>
+                <w:sz w:val="17"/>
+              </w:rPr>
+              <w:t>ID25</w:t>
+            </w:r>
+          </w:p>
+        </w:tc>
+        <w:tc>
+          <w:tcPr>
+            <w:tcW w:type="dxa" w:w="2060"/>
+            <w:tcMar>
+              <w:top w:w="80" w:type="dxa"/>
+              <w:start w:w="120" w:type="dxa"/>
+              <w:bottom w:w="80" w:type="dxa"/>
+              <w:end w:w="120" w:type="dxa"/>
+            </w:tcMar>
+            <w:vAlign w:val="center"/>
+            <w:shd w:fill="F2F4F7"/>
+          </w:tcPr>
+          <w:p>
+            <w:pPr>
+              <w:spacing w:before="0" w:after="0" w:line="252" w:lineRule="auto"/>
+            </w:pPr>
+            <w:r>
+              <w:rPr>
+                <w:rFonts w:ascii="Calibri" w:hAnsi="Calibri" w:eastAsia="Microsoft YaHei"/>
+                <w:b/>
+                <w:color w:val="17365D"/>
+                <w:sz w:val="17"/>
+              </w:rPr>
+              <w:t>说明</w:t>
+            </w:r>
+          </w:p>
+        </w:tc>
+      </w:tr>
+      <w:tr>
+        <w:trPr>
+          <w:cantSplit/>
+        </w:trPr>
+        <w:tc>
+          <w:tcPr>
+            <w:tcW w:type="dxa" w:w="2100"/>
+            <w:tcMar>
+              <w:top w:w="80" w:type="dxa"/>
+              <w:start w:w="120" w:type="dxa"/>
+              <w:bottom w:w="80" w:type="dxa"/>
+              <w:end w:w="120" w:type="dxa"/>
+            </w:tcMar>
+            <w:vAlign w:val="center"/>
+          </w:tcPr>
+          <w:p>
+            <w:pPr>
+              <w:spacing w:before="0" w:after="0" w:line="252" w:lineRule="auto"/>
+            </w:pPr>
+            <w:r>
+              <w:rPr>
+                <w:rFonts w:ascii="Calibri" w:hAnsi="Calibri" w:eastAsia="Microsoft YaHei"/>
+                <w:b w:val="0"/>
+                <w:color w:val="333333"/>
+                <w:sz w:val="17"/>
+              </w:rPr>
+              <w:t>AI 审计（固定轮转）</w:t>
+            </w:r>
+          </w:p>
+        </w:tc>
+        <w:tc>
+          <w:tcPr>
+            <w:tcW w:type="dxa" w:w="1300"/>
+            <w:tcMar>
+              <w:top w:w="80" w:type="dxa"/>
+              <w:start w:w="120" w:type="dxa"/>
+              <w:bottom w:w="80" w:type="dxa"/>
+              <w:end w:w="120" w:type="dxa"/>
+            </w:tcMar>
+            <w:vAlign w:val="center"/>
+          </w:tcPr>
+          <w:p>
+            <w:pPr>
+              <w:spacing w:before="0" w:after="0" w:line="252" w:lineRule="auto"/>
+            </w:pPr>
+            <w:r>
+              <w:rPr>
+                <w:rFonts w:ascii="Calibri" w:hAnsi="Calibri" w:eastAsia="Microsoft YaHei"/>
+                <w:b w:val="0"/>
+                <w:color w:val="333333"/>
+                <w:sz w:val="17"/>
+              </w:rPr>
+              <w:t>90.0%</w:t>
+            </w:r>
+          </w:p>
+        </w:tc>
+        <w:tc>
+          <w:tcPr>
+            <w:tcW w:type="dxa" w:w="1300"/>
+            <w:tcMar>
+              <w:top w:w="80" w:type="dxa"/>
+              <w:start w:w="120" w:type="dxa"/>
+              <w:bottom w:w="80" w:type="dxa"/>
+              <w:end w:w="120" w:type="dxa"/>
+            </w:tcMar>
+            <w:vAlign w:val="center"/>
+          </w:tcPr>
+          <w:p>
+            <w:pPr>
+              <w:spacing w:before="0" w:after="0" w:line="252" w:lineRule="auto"/>
+            </w:pPr>
+            <w:r>
+              <w:rPr>
+                <w:rFonts w:ascii="Calibri" w:hAnsi="Calibri" w:eastAsia="Microsoft YaHei"/>
+                <w:b w:val="0"/>
+                <w:color w:val="333333"/>
+                <w:sz w:val="17"/>
+              </w:rPr>
+              <w:t>2.5%</w:t>
+            </w:r>
+          </w:p>
+        </w:tc>
+        <w:tc>
+          <w:tcPr>
+            <w:tcW w:type="dxa" w:w="1300"/>
+            <w:tcMar>
+              <w:top w:w="80" w:type="dxa"/>
+              <w:start w:w="120" w:type="dxa"/>
+              <w:bottom w:w="80" w:type="dxa"/>
+              <w:end w:w="120" w:type="dxa"/>
+            </w:tcMar>
+            <w:vAlign w:val="center"/>
+          </w:tcPr>
+          <w:p>
+            <w:pPr>
+              <w:spacing w:before="0" w:after="0" w:line="252" w:lineRule="auto"/>
+            </w:pPr>
+            <w:r>
+              <w:rPr>
+                <w:rFonts w:ascii="Calibri" w:hAnsi="Calibri" w:eastAsia="Microsoft YaHei"/>
+                <w:b w:val="0"/>
+                <w:color w:val="333333"/>
+                <w:sz w:val="17"/>
+              </w:rPr>
+              <w:t>0.0%</w:t>
+            </w:r>
+          </w:p>
+        </w:tc>
+        <w:tc>
+          <w:tcPr>
+            <w:tcW w:type="dxa" w:w="1300"/>
+            <w:tcMar>
+              <w:top w:w="80" w:type="dxa"/>
+              <w:start w:w="120" w:type="dxa"/>
+              <w:bottom w:w="80" w:type="dxa"/>
+              <w:end w:w="120" w:type="dxa"/>
+            </w:tcMar>
+            <w:vAlign w:val="center"/>
+          </w:tcPr>
+          <w:p>
+            <w:pPr>
+              <w:spacing w:before="0" w:after="0" w:line="252" w:lineRule="auto"/>
+            </w:pPr>
+            <w:r>
+              <w:rPr>
+                <w:rFonts w:ascii="Calibri" w:hAnsi="Calibri" w:eastAsia="Microsoft YaHei"/>
+                <w:b w:val="0"/>
+                <w:color w:val="333333"/>
+                <w:sz w:val="17"/>
+              </w:rPr>
+              <w:t>67.5%</w:t>
+            </w:r>
+          </w:p>
+        </w:tc>
+        <w:tc>
+          <w:tcPr>
+            <w:tcW w:type="dxa" w:w="2060"/>
+            <w:tcMar>
+              <w:top w:w="80" w:type="dxa"/>
+              <w:start w:w="120" w:type="dxa"/>
+              <w:bottom w:w="80" w:type="dxa"/>
+              <w:end w:w="120" w:type="dxa"/>
+            </w:tcMar>
+            <w:vAlign w:val="center"/>
+          </w:tcPr>
+          <w:p>
+            <w:pPr>
+              <w:spacing w:before="0" w:after="0" w:line="252" w:lineRule="auto"/>
+            </w:pPr>
+            <w:r>
+              <w:rPr>
+                <w:rFonts w:ascii="Calibri" w:hAnsi="Calibri" w:eastAsia="Microsoft YaHei"/>
+                <w:b w:val="0"/>
+                <w:color w:val="333333"/>
+                <w:sz w:val="17"/>
+              </w:rPr>
+              <w:t>要求拥有者完整复述信息包</w:t>
+            </w:r>
+          </w:p>
+        </w:tc>
+      </w:tr>
+      <w:tr>
+        <w:trPr>
+          <w:cantSplit/>
+        </w:trPr>
+        <w:tc>
+          <w:tcPr>
+            <w:tcW w:type="dxa" w:w="2100"/>
+            <w:tcMar>
+              <w:top w:w="80" w:type="dxa"/>
+              <w:start w:w="120" w:type="dxa"/>
+              <w:bottom w:w="80" w:type="dxa"/>
+              <w:end w:w="120" w:type="dxa"/>
+            </w:tcMar>
+            <w:vAlign w:val="center"/>
+            <w:shd w:fill="F4F8FC"/>
+          </w:tcPr>
+          <w:p>
+            <w:pPr>
+              <w:spacing w:before="0" w:after="0" w:line="252" w:lineRule="auto"/>
+            </w:pPr>
+            <w:r>
+              <w:rPr>
+                <w:rFonts w:ascii="Calibri" w:hAnsi="Calibri" w:eastAsia="Microsoft YaHei"/>
+                <w:b w:val="0"/>
+                <w:color w:val="333333"/>
+                <w:sz w:val="17"/>
+              </w:rPr>
+              <w:t>规则法（固定轮转）</w:t>
+            </w:r>
+          </w:p>
+        </w:tc>
+        <w:tc>
+          <w:tcPr>
+            <w:tcW w:type="dxa" w:w="1300"/>
+            <w:tcMar>
+              <w:top w:w="80" w:type="dxa"/>
+              <w:start w:w="120" w:type="dxa"/>
+              <w:bottom w:w="80" w:type="dxa"/>
+              <w:end w:w="120" w:type="dxa"/>
+            </w:tcMar>
+            <w:vAlign w:val="center"/>
+            <w:shd w:fill="F4F8FC"/>
+          </w:tcPr>
+          <w:p>
+            <w:pPr>
+              <w:spacing w:before="0" w:after="0" w:line="252" w:lineRule="auto"/>
+            </w:pPr>
+            <w:r>
+              <w:rPr>
+                <w:rFonts w:ascii="Calibri" w:hAnsi="Calibri" w:eastAsia="Microsoft YaHei"/>
+                <w:b w:val="0"/>
+                <w:color w:val="333333"/>
+                <w:sz w:val="17"/>
+              </w:rPr>
+              <w:t>95.0%</w:t>
+            </w:r>
+          </w:p>
+        </w:tc>
+        <w:tc>
+          <w:tcPr>
+            <w:tcW w:type="dxa" w:w="1300"/>
+            <w:tcMar>
+              <w:top w:w="80" w:type="dxa"/>
+              <w:start w:w="120" w:type="dxa"/>
+              <w:bottom w:w="80" w:type="dxa"/>
+              <w:end w:w="120" w:type="dxa"/>
+            </w:tcMar>
+            <w:vAlign w:val="center"/>
+            <w:shd w:fill="F4F8FC"/>
+          </w:tcPr>
+          <w:p>
+            <w:pPr>
+              <w:spacing w:before="0" w:after="0" w:line="252" w:lineRule="auto"/>
+            </w:pPr>
+            <w:r>
+              <w:rPr>
+                <w:rFonts w:ascii="Calibri" w:hAnsi="Calibri" w:eastAsia="Microsoft YaHei"/>
+                <w:b w:val="0"/>
+                <w:color w:val="333333"/>
+                <w:sz w:val="17"/>
+              </w:rPr>
+              <w:t>15.0%</w:t>
+            </w:r>
+          </w:p>
+        </w:tc>
+        <w:tc>
+          <w:tcPr>
+            <w:tcW w:type="dxa" w:w="1300"/>
+            <w:tcMar>
+              <w:top w:w="80" w:type="dxa"/>
+              <w:start w:w="120" w:type="dxa"/>
+              <w:bottom w:w="80" w:type="dxa"/>
+              <w:end w:w="120" w:type="dxa"/>
+            </w:tcMar>
+            <w:vAlign w:val="center"/>
+            <w:shd w:fill="F4F8FC"/>
+          </w:tcPr>
+          <w:p>
+            <w:pPr>
+              <w:spacing w:before="0" w:after="0" w:line="252" w:lineRule="auto"/>
+            </w:pPr>
+            <w:r>
+              <w:rPr>
+                <w:rFonts w:ascii="Calibri" w:hAnsi="Calibri" w:eastAsia="Microsoft YaHei"/>
+                <w:b w:val="0"/>
+                <w:color w:val="333333"/>
+                <w:sz w:val="17"/>
+              </w:rPr>
+              <w:t>50.0%</w:t>
+            </w:r>
+          </w:p>
+        </w:tc>
+        <w:tc>
+          <w:tcPr>
+            <w:tcW w:type="dxa" w:w="1300"/>
+            <w:tcMar>
+              <w:top w:w="80" w:type="dxa"/>
+              <w:start w:w="120" w:type="dxa"/>
+              <w:bottom w:w="80" w:type="dxa"/>
+              <w:end w:w="120" w:type="dxa"/>
+            </w:tcMar>
+            <w:vAlign w:val="center"/>
+            <w:shd w:fill="F4F8FC"/>
+          </w:tcPr>
+          <w:p>
+            <w:pPr>
+              <w:spacing w:before="0" w:after="0" w:line="252" w:lineRule="auto"/>
+            </w:pPr>
+            <w:r>
+              <w:rPr>
+                <w:rFonts w:ascii="Calibri" w:hAnsi="Calibri" w:eastAsia="Microsoft YaHei"/>
+                <w:b w:val="0"/>
+                <w:color w:val="333333"/>
+                <w:sz w:val="17"/>
+              </w:rPr>
+              <w:t>77.5%</w:t>
+            </w:r>
+          </w:p>
+        </w:tc>
+        <w:tc>
+          <w:tcPr>
+            <w:tcW w:type="dxa" w:w="2060"/>
+            <w:tcMar>
+              <w:top w:w="80" w:type="dxa"/>
+              <w:start w:w="120" w:type="dxa"/>
+              <w:bottom w:w="80" w:type="dxa"/>
+              <w:end w:w="120" w:type="dxa"/>
+            </w:tcMar>
+            <w:vAlign w:val="center"/>
+            <w:shd w:fill="F4F8FC"/>
+          </w:tcPr>
+          <w:p>
+            <w:pPr>
+              <w:spacing w:before="0" w:after="0" w:line="252" w:lineRule="auto"/>
+            </w:pPr>
+            <w:r>
+              <w:rPr>
+                <w:rFonts w:ascii="Calibri" w:hAnsi="Calibri" w:eastAsia="Microsoft YaHei"/>
+                <w:b w:val="0"/>
+                <w:color w:val="333333"/>
+                <w:sz w:val="17"/>
+              </w:rPr>
+              <w:t>词法—语义规则，容忍部分表述</w:t>
+            </w:r>
+          </w:p>
+        </w:tc>
+      </w:tr>
+      <w:tr>
+        <w:trPr>
+          <w:cantSplit/>
+        </w:trPr>
+        <w:tc>
+          <w:tcPr>
+            <w:tcW w:type="dxa" w:w="2100"/>
+            <w:tcMar>
+              <w:top w:w="80" w:type="dxa"/>
+              <w:start w:w="120" w:type="dxa"/>
+              <w:bottom w:w="80" w:type="dxa"/>
+              <w:end w:w="120" w:type="dxa"/>
+            </w:tcMar>
+            <w:vAlign w:val="center"/>
+          </w:tcPr>
+          <w:p>
+            <w:pPr>
+              <w:spacing w:before="0" w:after="0" w:line="252" w:lineRule="auto"/>
+            </w:pPr>
+            <w:r>
+              <w:rPr>
+                <w:rFonts w:ascii="Calibri" w:hAnsi="Calibri" w:eastAsia="Microsoft YaHei"/>
+                <w:b w:val="0"/>
+                <w:color w:val="333333"/>
+                <w:sz w:val="17"/>
+              </w:rPr>
+              <w:t>独立盲审修订（320 项加权）</w:t>
+            </w:r>
+          </w:p>
+        </w:tc>
+        <w:tc>
+          <w:tcPr>
+            <w:tcW w:type="dxa" w:w="1300"/>
+            <w:tcMar>
+              <w:top w:w="80" w:type="dxa"/>
+              <w:start w:w="120" w:type="dxa"/>
+              <w:bottom w:w="80" w:type="dxa"/>
+              <w:end w:w="120" w:type="dxa"/>
+            </w:tcMar>
+            <w:vAlign w:val="center"/>
+          </w:tcPr>
+          <w:p>
+            <w:pPr>
+              <w:spacing w:before="0" w:after="0" w:line="252" w:lineRule="auto"/>
+            </w:pPr>
+            <w:r>
+              <w:rPr>
+                <w:rFonts w:ascii="Calibri" w:hAnsi="Calibri" w:eastAsia="Microsoft YaHei"/>
+                <w:b w:val="0"/>
+                <w:color w:val="333333"/>
+                <w:sz w:val="17"/>
+              </w:rPr>
+              <w:t>—</w:t>
+            </w:r>
+          </w:p>
+        </w:tc>
+        <w:tc>
+          <w:tcPr>
+            <w:tcW w:type="dxa" w:w="1300"/>
+            <w:tcMar>
+              <w:top w:w="80" w:type="dxa"/>
+              <w:start w:w="120" w:type="dxa"/>
+              <w:bottom w:w="80" w:type="dxa"/>
+              <w:end w:w="120" w:type="dxa"/>
+            </w:tcMar>
+            <w:vAlign w:val="center"/>
+          </w:tcPr>
+          <w:p>
+            <w:pPr>
+              <w:spacing w:before="0" w:after="0" w:line="252" w:lineRule="auto"/>
+            </w:pPr>
+            <w:r>
+              <w:rPr>
+                <w:rFonts w:ascii="Calibri" w:hAnsi="Calibri" w:eastAsia="Microsoft YaHei"/>
+                <w:b w:val="0"/>
+                <w:color w:val="333333"/>
+                <w:sz w:val="17"/>
+              </w:rPr>
+              <w:t>—</w:t>
+            </w:r>
+          </w:p>
+        </w:tc>
+        <w:tc>
+          <w:tcPr>
+            <w:tcW w:type="dxa" w:w="1300"/>
+            <w:tcMar>
+              <w:top w:w="80" w:type="dxa"/>
+              <w:start w:w="120" w:type="dxa"/>
+              <w:bottom w:w="80" w:type="dxa"/>
+              <w:end w:w="120" w:type="dxa"/>
+            </w:tcMar>
+            <w:vAlign w:val="center"/>
+          </w:tcPr>
+          <w:p>
+            <w:pPr>
+              <w:spacing w:before="0" w:after="0" w:line="252" w:lineRule="auto"/>
+            </w:pPr>
+            <w:r>
+              <w:rPr>
+                <w:rFonts w:ascii="Calibri" w:hAnsi="Calibri" w:eastAsia="Microsoft YaHei"/>
+                <w:b w:val="0"/>
+                <w:color w:val="333333"/>
+                <w:sz w:val="17"/>
+              </w:rPr>
+              <w:t>—</w:t>
+            </w:r>
+          </w:p>
+        </w:tc>
+        <w:tc>
+          <w:tcPr>
+            <w:tcW w:type="dxa" w:w="1300"/>
+            <w:tcMar>
+              <w:top w:w="80" w:type="dxa"/>
+              <w:start w:w="120" w:type="dxa"/>
+              <w:bottom w:w="80" w:type="dxa"/>
+              <w:end w:w="120" w:type="dxa"/>
+            </w:tcMar>
+            <w:vAlign w:val="center"/>
+          </w:tcPr>
+          <w:p>
+            <w:pPr>
+              <w:spacing w:before="0" w:after="0" w:line="252" w:lineRule="auto"/>
+            </w:pPr>
+            <w:r>
+              <w:rPr>
+                <w:rFonts w:ascii="Calibri" w:hAnsi="Calibri" w:eastAsia="Microsoft YaHei"/>
+                <w:b w:val="0"/>
+                <w:color w:val="333333"/>
+                <w:sz w:val="17"/>
+              </w:rPr>
+              <w:t>—</w:t>
+            </w:r>
+          </w:p>
+        </w:tc>
+        <w:tc>
+          <w:tcPr>
+            <w:tcW w:type="dxa" w:w="2060"/>
+            <w:tcMar>
+              <w:top w:w="80" w:type="dxa"/>
+              <w:start w:w="120" w:type="dxa"/>
+              <w:bottom w:w="80" w:type="dxa"/>
+              <w:end w:w="120" w:type="dxa"/>
+            </w:tcMar>
+            <w:vAlign w:val="center"/>
+          </w:tcPr>
+          <w:p>
+            <w:pPr>
+              <w:spacing w:before="0" w:after="0" w:line="252" w:lineRule="auto"/>
+            </w:pPr>
+            <w:r>
+              <w:rPr>
+                <w:rFonts w:ascii="Calibri" w:hAnsi="Calibri" w:eastAsia="Microsoft YaHei"/>
+                <w:b w:val="0"/>
+                <w:color w:val="333333"/>
+                <w:sz w:val="17"/>
+              </w:rPr>
+              <w:t>总体修订披露率 55.7%（原 AI 40.0%/38.1%）</w:t>
+            </w:r>
+          </w:p>
+        </w:tc>
+      </w:tr>
+    </w:tbl>
+    <w:p>
+      <w:pPr>
+        <w:spacing w:after="0"/>
+      </w:pPr>
+    </w:p>
+    <w:p>
+      <w:pPr>
+        <w:spacing w:before="80" w:after="80"/>
+      </w:pPr>
+      <w:r>
+        <w:rPr>
+          <w:rFonts w:ascii="Calibri" w:hAnsi="Calibri" w:eastAsia="Microsoft YaHei"/>
+          <w:color w:val="6B7280"/>
+          <w:sz w:val="17"/>
+        </w:rPr>
+        <w:t>AI 审计与规则法的分歧正是 84 项盲审分歧的来源；独立盲审（Codex，2026-08-02，144 项）把加权修订披露率从 36.4%（DeepSeek 自审）修正为55.7%。三种口径的差异说明“披露率”必须注明口径；正文主口径为 AI 审计值。注意：独立盲审只覆盖 2026-07-29 数据集的 144 项；本报告（强制披露轮）的披露率尚未经独立盲审，仍是 AI 审计值。</w:t>
       </w:r>
     </w:p>
     <w:p>
